--- a/public/planejamentoSemanal2.docx
+++ b/public/planejamentoSemanal2.docx
@@ -68,8 +68,8 @@
         <w:tblLook w:val="0000"/>
       </w:tblPr>
       <w:tblGrid>
-        <w:gridCol w:w="1410"/>
-        <w:gridCol w:w="3330"/>
+        <w:gridCol w:w="1738"/>
+        <w:gridCol w:w="3002"/>
         <w:gridCol w:w="2879"/>
         <w:gridCol w:w="2626"/>
         <w:gridCol w:w="2774"/>
@@ -141,127 +141,7 @@
                 <w:shd w:fill="auto" w:val="clear"/>
                 <w:vertAlign w:val="baseline"/>
               </w:rPr>
-              <w:t>{</w:t>
-            </w:r>
-            <w:r>
-              <w:rPr>
-                <w:rFonts w:eastAsia="Arial" w:cs="Arial" w:ascii="Arial" w:hAnsi="Arial"/>
-                <w:b/>
-                <w:i w:val="false"/>
-                <w:caps w:val="false"/>
-                <w:smallCaps w:val="false"/>
-                <w:strike w:val="false"/>
-                <w:dstrike w:val="false"/>
-                <w:color w:val="FFFFFF"/>
-                <w:position w:val="0"/>
-                <w:sz w:val="24"/>
-                <w:sz w:val="24"/>
-                <w:szCs w:val="24"/>
-                <w:u w:val="none"/>
-                <w:shd w:fill="auto" w:val="clear"/>
-                <w:vertAlign w:val="baseline"/>
-              </w:rPr>
-              <w:t>n</w:t>
-            </w:r>
-            <w:r>
-              <w:rPr>
-                <w:rFonts w:eastAsia="Arial" w:cs="Arial" w:ascii="Arial" w:hAnsi="Arial"/>
-                <w:b/>
-                <w:i w:val="false"/>
-                <w:caps w:val="false"/>
-                <w:smallCaps w:val="false"/>
-                <w:strike w:val="false"/>
-                <w:dstrike w:val="false"/>
-                <w:color w:val="FFFFFF"/>
-                <w:position w:val="0"/>
-                <w:sz w:val="24"/>
-                <w:sz w:val="24"/>
-                <w:szCs w:val="24"/>
-                <w:u w:val="none"/>
-                <w:shd w:fill="auto" w:val="clear"/>
-                <w:vertAlign w:val="baseline"/>
-              </w:rPr>
-              <w:t>ome</w:t>
-            </w:r>
-            <w:r>
-              <w:rPr>
-                <w:rFonts w:eastAsia="Arial" w:cs="Arial" w:ascii="Arial" w:hAnsi="Arial"/>
-                <w:b/>
-                <w:i w:val="false"/>
-                <w:caps w:val="false"/>
-                <w:smallCaps w:val="false"/>
-                <w:strike w:val="false"/>
-                <w:dstrike w:val="false"/>
-                <w:color w:val="FFFFFF"/>
-                <w:position w:val="0"/>
-                <w:sz w:val="24"/>
-                <w:sz w:val="24"/>
-                <w:szCs w:val="24"/>
-                <w:u w:val="none"/>
-                <w:shd w:fill="auto" w:val="clear"/>
-                <w:vertAlign w:val="baseline"/>
-              </w:rPr>
-              <w:t>E</w:t>
-            </w:r>
-            <w:r>
-              <w:rPr>
-                <w:rFonts w:eastAsia="Arial" w:cs="Arial" w:ascii="Arial" w:hAnsi="Arial"/>
-                <w:b/>
-                <w:i w:val="false"/>
-                <w:caps w:val="false"/>
-                <w:smallCaps w:val="false"/>
-                <w:strike w:val="false"/>
-                <w:dstrike w:val="false"/>
-                <w:color w:val="FFFFFF"/>
-                <w:position w:val="0"/>
-                <w:sz w:val="24"/>
-                <w:sz w:val="24"/>
-                <w:szCs w:val="24"/>
-                <w:u w:val="none"/>
-                <w:shd w:fill="auto" w:val="clear"/>
-                <w:vertAlign w:val="baseline"/>
-              </w:rPr>
-              <w:t>scola</w:t>
-            </w:r>
-            <w:r>
-              <w:rPr>
-                <w:rFonts w:eastAsia="Arial" w:cs="Arial" w:ascii="Arial" w:hAnsi="Arial"/>
-                <w:b/>
-                <w:i w:val="false"/>
-                <w:caps w:val="false"/>
-                <w:smallCaps w:val="false"/>
-                <w:strike w:val="false"/>
-                <w:dstrike w:val="false"/>
-                <w:color w:val="FFFFFF"/>
-                <w:position w:val="0"/>
-                <w:sz w:val="24"/>
-                <w:sz w:val="24"/>
-                <w:szCs w:val="24"/>
-                <w:u w:val="none"/>
-                <w:shd w:fill="auto" w:val="clear"/>
-                <w:vertAlign w:val="baseline"/>
-              </w:rPr>
-              <w:t>}</w:t>
-            </w:r>
-            <w:r>
-              <w:rPr>
-                <w:rFonts w:eastAsia="Arial" w:cs="Arial" w:ascii="Arial" w:hAnsi="Arial"/>
-                <w:b/>
-                <w:i w:val="false"/>
-                <w:caps w:val="false"/>
-                <w:smallCaps w:val="false"/>
-                <w:strike w:val="false"/>
-                <w:dstrike w:val="false"/>
-                <w:color w:val="FFFFFF"/>
-                <w:position w:val="0"/>
-                <w:sz w:val="24"/>
-                <w:sz w:val="24"/>
-                <w:szCs w:val="24"/>
-                <w:u w:val="none"/>
-                <w:shd w:fill="auto" w:val="clear"/>
-                <w:vertAlign w:val="baseline"/>
-              </w:rPr>
-              <w:t xml:space="preserve"> – {sala} - PROFª {profName}</w:t>
+              <w:t>{nomeEscola} – {sala} - PROFª {profName}</w:t>
             </w:r>
           </w:p>
           <w:p>
@@ -323,7 +203,7 @@
         </w:trPr>
         <w:tc>
           <w:tcPr>
-            <w:tcW w:w="1410" w:type="dxa"/>
+            <w:tcW w:w="1738" w:type="dxa"/>
             <w:tcBorders>
               <w:top w:val="single" w:sz="8" w:space="0" w:color="38761D"/>
               <w:left w:val="single" w:sz="8" w:space="0" w:color="38761D"/>
@@ -366,13 +246,53 @@
                 <w:shd w:fill="auto" w:val="clear"/>
                 <w:vertAlign w:val="baseline"/>
               </w:rPr>
-              <w:t>HORÁROS</w:t>
-            </w:r>
-          </w:p>
-        </w:tc>
-        <w:tc>
-          <w:tcPr>
-            <w:tcW w:w="3330" w:type="dxa"/>
+              <w:t>HORÁR</w:t>
+            </w:r>
+            <w:r>
+              <w:rPr>
+                <w:rFonts w:eastAsia="Arial" w:cs="Arial" w:ascii="Arial" w:hAnsi="Arial"/>
+                <w:b/>
+                <w:i w:val="false"/>
+                <w:caps w:val="false"/>
+                <w:smallCaps w:val="false"/>
+                <w:strike w:val="false"/>
+                <w:dstrike w:val="false"/>
+                <w:color w:val="000000"/>
+                <w:position w:val="0"/>
+                <w:sz w:val="24"/>
+                <w:sz w:val="24"/>
+                <w:szCs w:val="24"/>
+                <w:u w:val="none"/>
+                <w:shd w:fill="auto" w:val="clear"/>
+                <w:vertAlign w:val="baseline"/>
+              </w:rPr>
+              <w:t>I</w:t>
+            </w:r>
+            <w:r>
+              <w:rPr>
+                <w:rFonts w:eastAsia="Arial" w:cs="Arial" w:ascii="Arial" w:hAnsi="Arial"/>
+                <w:b/>
+                <w:i w:val="false"/>
+                <w:caps w:val="false"/>
+                <w:smallCaps w:val="false"/>
+                <w:strike w:val="false"/>
+                <w:dstrike w:val="false"/>
+                <w:color w:val="000000"/>
+                <w:position w:val="0"/>
+                <w:sz w:val="24"/>
+                <w:sz w:val="24"/>
+                <w:szCs w:val="24"/>
+                <w:u w:val="none"/>
+                <w:shd w:fill="auto" w:val="clear"/>
+                <w:vertAlign w:val="baseline"/>
+              </w:rPr>
+              <w:t>OS</w:t>
+            </w:r>
+          </w:p>
+        </w:tc>
+        <w:tc>
+          <w:tcPr>
+            <w:tcW w:w="3002" w:type="dxa"/>
             <w:tcBorders>
               <w:top w:val="single" w:sz="8" w:space="0" w:color="38761D"/>
               <w:left w:val="single" w:sz="8" w:space="0" w:color="38761D"/>
@@ -622,7 +542,7 @@
         </w:trPr>
         <w:tc>
           <w:tcPr>
-            <w:tcW w:w="1410" w:type="dxa"/>
+            <w:tcW w:w="1738" w:type="dxa"/>
             <w:tcBorders>
               <w:top w:val="single" w:sz="8" w:space="0" w:color="38761D"/>
               <w:left w:val="single" w:sz="8" w:space="0" w:color="38761D"/>
@@ -721,7 +641,7 @@
         </w:tc>
         <w:tc>
           <w:tcPr>
-            <w:tcW w:w="3330" w:type="dxa"/>
+            <w:tcW w:w="3002" w:type="dxa"/>
             <w:tcBorders>
               <w:top w:val="single" w:sz="8" w:space="0" w:color="38761D"/>
               <w:left w:val="single" w:sz="8" w:space="0" w:color="38761D"/>
@@ -955,7 +875,7 @@
         </w:trPr>
         <w:tc>
           <w:tcPr>
-            <w:tcW w:w="1410" w:type="dxa"/>
+            <w:tcW w:w="1738" w:type="dxa"/>
             <w:tcBorders>
               <w:top w:val="single" w:sz="8" w:space="0" w:color="38761D"/>
               <w:left w:val="single" w:sz="8" w:space="0" w:color="38761D"/>
@@ -1015,7 +935,7 @@
         </w:tc>
         <w:tc>
           <w:tcPr>
-            <w:tcW w:w="3330" w:type="dxa"/>
+            <w:tcW w:w="3002" w:type="dxa"/>
             <w:tcBorders>
               <w:top w:val="single" w:sz="8" w:space="0" w:color="38761D"/>
               <w:left w:val="single" w:sz="8" w:space="0" w:color="38761D"/>
@@ -1299,7 +1219,7 @@
         </w:trPr>
         <w:tc>
           <w:tcPr>
-            <w:tcW w:w="1410" w:type="dxa"/>
+            <w:tcW w:w="1738" w:type="dxa"/>
             <w:tcBorders>
               <w:top w:val="single" w:sz="8" w:space="0" w:color="38761D"/>
               <w:left w:val="single" w:sz="8" w:space="0" w:color="38761D"/>
@@ -1360,7 +1280,7 @@
         </w:tc>
         <w:tc>
           <w:tcPr>
-            <w:tcW w:w="3330" w:type="dxa"/>
+            <w:tcW w:w="3002" w:type="dxa"/>
             <w:tcBorders>
               <w:top w:val="single" w:sz="8" w:space="0" w:color="38761D"/>
               <w:left w:val="single" w:sz="8" w:space="0" w:color="38761D"/>
@@ -2956,48 +2876,10 @@
     </w:p>
     <w:p>
       <w:pPr>
-        <w:sectPr>
-          <w:type w:val="nextPage"/>
-          <w:pgSz w:orient="landscape" w:w="16838" w:h="11906"/>
-          <w:pgMar w:left="520" w:right="560" w:gutter="0" w:header="0" w:top="720" w:footer="0" w:bottom="280"/>
-          <w:pgNumType w:fmt="decimal"/>
-          <w:formProt w:val="false"/>
-          <w:textDirection w:val="lrTb"/>
-          <w:docGrid w:type="default" w:linePitch="100" w:charSpace="0"/>
-        </w:sectPr>
         <w:pStyle w:val="normal1"/>
         <w:keepNext w:val="false"/>
         <w:keepLines w:val="false"/>
         <w:widowControl w:val="false"/>
-        <w:shd w:val="clear" w:fill="auto"/>
-        <w:spacing w:lineRule="auto" w:line="276" w:before="0" w:after="0"/>
-        <w:ind w:hanging="0" w:left="0" w:right="0"/>
-        <w:jc w:val="left"/>
-        <w:rPr>
-          <w:color w:val="000000"/>
-          <w:sz w:val="20"/>
-          <w:szCs w:val="20"/>
-        </w:rPr>
-      </w:pPr>
-      <w:r>
-        <w:rPr>
-          <w:color w:val="000000"/>
-          <w:sz w:val="20"/>
-          <w:szCs w:val="20"/>
-        </w:rPr>
-      </w:r>
-      <w:r>
-        <w:br w:type="page"/>
-      </w:r>
-    </w:p>
-    <w:p>
-      <w:pPr>
-        <w:pStyle w:val="normal1"/>
-        <w:keepNext w:val="false"/>
-        <w:keepLines w:val="false"/>
-        <w:pageBreakBefore w:val="false"/>
-        <w:widowControl w:val="false"/>
-        <w:pBdr/>
         <w:shd w:val="clear" w:fill="auto"/>
         <w:spacing w:lineRule="auto" w:line="276" w:before="0" w:after="0"/>
         <w:ind w:hanging="0" w:left="0" w:right="0"/>
@@ -3041,7 +2923,7 @@
       </w:tblGrid>
       <w:tr>
         <w:trPr>
-          <w:trHeight w:val="3226" w:hRule="atLeast"/>
+          <w:trHeight w:val="10188" w:hRule="atLeast"/>
         </w:trPr>
         <w:tc>
           <w:tcPr>
@@ -3614,7 +3496,7 @@
         <w:sectPr>
           <w:type w:val="nextPage"/>
           <w:pgSz w:orient="landscape" w:w="16838" w:h="11906"/>
-          <w:pgMar w:left="520" w:right="560" w:gutter="0" w:header="0" w:top="1000" w:footer="0" w:bottom="280"/>
+          <w:pgMar w:left="520" w:right="560" w:gutter="0" w:header="0" w:top="720" w:footer="0" w:bottom="280"/>
           <w:pgNumType w:fmt="decimal"/>
           <w:formProt w:val="false"/>
           <w:textDirection w:val="lrTb"/>
@@ -4768,15 +4650,6 @@
     </w:tbl>
     <w:p>
       <w:pPr>
-        <w:sectPr>
-          <w:type w:val="nextPage"/>
-          <w:pgSz w:orient="landscape" w:w="16838" w:h="11906"/>
-          <w:pgMar w:left="520" w:right="560" w:gutter="0" w:header="0" w:top="720" w:footer="0" w:bottom="280"/>
-          <w:pgNumType w:fmt="decimal"/>
-          <w:formProt w:val="false"/>
-          <w:textDirection w:val="lrTb"/>
-          <w:docGrid w:type="default" w:linePitch="100" w:charSpace="0"/>
-        </w:sectPr>
         <w:pStyle w:val="normal1"/>
         <w:keepNext w:val="false"/>
         <w:keepLines w:val="false"/>
@@ -4813,63 +4686,11 @@
         </w:rPr>
         <w:t>OBSERVAÇÕES: AS ATIVIDADES E HORÁRIOS PODEM SER ALTERADOS SE NECESSÁRIO NO DECORRER DA SEMANA.</w:t>
       </w:r>
-      <w:r>
-        <w:br w:type="page"/>
-      </w:r>
-    </w:p>
-    <w:p>
-      <w:pPr>
-        <w:pStyle w:val="normal1"/>
-        <w:keepNext w:val="false"/>
-        <w:keepLines w:val="false"/>
-        <w:widowControl w:val="false"/>
-        <w:shd w:val="clear" w:fill="auto"/>
-        <w:spacing w:lineRule="auto" w:line="240" w:before="0" w:after="0"/>
-        <w:ind w:hanging="0" w:left="0" w:right="0"/>
-        <w:jc w:val="left"/>
-        <w:rPr>
-          <w:rFonts w:ascii="Calibri" w:hAnsi="Calibri" w:eastAsia="Calibri" w:cs="Calibri"/>
-          <w:b/>
-          <w:i w:val="false"/>
-          <w:i w:val="false"/>
-          <w:caps w:val="false"/>
-          <w:smallCaps w:val="false"/>
-          <w:strike w:val="false"/>
-          <w:dstrike w:val="false"/>
-          <w:color w:val="000000"/>
-          <w:position w:val="0"/>
-          <w:sz w:val="16"/>
-          <w:sz w:val="16"/>
-          <w:szCs w:val="16"/>
-          <w:u w:val="none"/>
-          <w:shd w:fill="auto" w:val="clear"/>
-          <w:vertAlign w:val="baseline"/>
-        </w:rPr>
-      </w:pPr>
-      <w:r>
-        <w:rPr>
-          <w:rFonts w:eastAsia="Calibri" w:cs="Calibri"/>
-          <w:b/>
-          <w:i w:val="false"/>
-          <w:caps w:val="false"/>
-          <w:smallCaps w:val="false"/>
-          <w:strike w:val="false"/>
-          <w:dstrike w:val="false"/>
-          <w:color w:val="000000"/>
-          <w:position w:val="0"/>
-          <w:sz w:val="16"/>
-          <w:sz w:val="16"/>
-          <w:szCs w:val="16"/>
-          <w:u w:val="none"/>
-          <w:shd w:fill="auto" w:val="clear"/>
-          <w:vertAlign w:val="baseline"/>
-        </w:rPr>
-      </w:r>
     </w:p>
     <w:sectPr>
       <w:type w:val="nextPage"/>
       <w:pgSz w:orient="landscape" w:w="16838" w:h="11906"/>
-      <w:pgMar w:left="520" w:right="560" w:gutter="0" w:header="0" w:top="1100" w:footer="0" w:bottom="280"/>
+      <w:pgMar w:left="520" w:right="560" w:gutter="0" w:header="0" w:top="720" w:footer="0" w:bottom="280"/>
       <w:pgNumType w:fmt="decimal"/>
       <w:formProt w:val="false"/>
       <w:textDirection w:val="lrTb"/>
@@ -4901,6 +4722,7 @@
     <w:qFormat/>
     <w:pPr>
       <w:widowControl w:val="false"/>
+      <w:suppressAutoHyphens w:val="true"/>
       <w:bidi w:val="0"/>
       <w:spacing w:before="0" w:after="0"/>
       <w:jc w:val="left"/>
@@ -5079,6 +4901,7 @@
     <w:qFormat/>
     <w:pPr>
       <w:widowControl w:val="false"/>
+      <w:suppressAutoHyphens w:val="true"/>
       <w:bidi w:val="0"/>
       <w:spacing w:before="0" w:after="0"/>
       <w:jc w:val="left"/>

--- a/public/planejamentoSemanal2.docx
+++ b/public/planejamentoSemanal2.docx
@@ -68,8 +68,8 @@
         <w:tblLook w:val="0000"/>
       </w:tblPr>
       <w:tblGrid>
-        <w:gridCol w:w="1738"/>
-        <w:gridCol w:w="3002"/>
+        <w:gridCol w:w="1440"/>
+        <w:gridCol w:w="3300"/>
         <w:gridCol w:w="2879"/>
         <w:gridCol w:w="2626"/>
         <w:gridCol w:w="2774"/>
@@ -203,7 +203,7 @@
         </w:trPr>
         <w:tc>
           <w:tcPr>
-            <w:tcW w:w="1738" w:type="dxa"/>
+            <w:tcW w:w="1440" w:type="dxa"/>
             <w:tcBorders>
               <w:top w:val="single" w:sz="8" w:space="0" w:color="38761D"/>
               <w:left w:val="single" w:sz="8" w:space="0" w:color="38761D"/>
@@ -246,53 +246,13 @@
                 <w:shd w:fill="auto" w:val="clear"/>
                 <w:vertAlign w:val="baseline"/>
               </w:rPr>
-              <w:t>HORÁR</w:t>
-            </w:r>
-            <w:r>
-              <w:rPr>
-                <w:rFonts w:eastAsia="Arial" w:cs="Arial" w:ascii="Arial" w:hAnsi="Arial"/>
-                <w:b/>
-                <w:i w:val="false"/>
-                <w:caps w:val="false"/>
-                <w:smallCaps w:val="false"/>
-                <w:strike w:val="false"/>
-                <w:dstrike w:val="false"/>
-                <w:color w:val="000000"/>
-                <w:position w:val="0"/>
-                <w:sz w:val="24"/>
-                <w:sz w:val="24"/>
-                <w:szCs w:val="24"/>
-                <w:u w:val="none"/>
-                <w:shd w:fill="auto" w:val="clear"/>
-                <w:vertAlign w:val="baseline"/>
-              </w:rPr>
-              <w:t>I</w:t>
-            </w:r>
-            <w:r>
-              <w:rPr>
-                <w:rFonts w:eastAsia="Arial" w:cs="Arial" w:ascii="Arial" w:hAnsi="Arial"/>
-                <w:b/>
-                <w:i w:val="false"/>
-                <w:caps w:val="false"/>
-                <w:smallCaps w:val="false"/>
-                <w:strike w:val="false"/>
-                <w:dstrike w:val="false"/>
-                <w:color w:val="000000"/>
-                <w:position w:val="0"/>
-                <w:sz w:val="24"/>
-                <w:sz w:val="24"/>
-                <w:szCs w:val="24"/>
-                <w:u w:val="none"/>
-                <w:shd w:fill="auto" w:val="clear"/>
-                <w:vertAlign w:val="baseline"/>
-              </w:rPr>
-              <w:t>OS</w:t>
-            </w:r>
-          </w:p>
-        </w:tc>
-        <w:tc>
-          <w:tcPr>
-            <w:tcW w:w="3002" w:type="dxa"/>
+              <w:t>HORÁRIOS</w:t>
+            </w:r>
+          </w:p>
+        </w:tc>
+        <w:tc>
+          <w:tcPr>
+            <w:tcW w:w="3300" w:type="dxa"/>
             <w:tcBorders>
               <w:top w:val="single" w:sz="8" w:space="0" w:color="38761D"/>
               <w:left w:val="single" w:sz="8" w:space="0" w:color="38761D"/>
@@ -542,7 +502,7 @@
         </w:trPr>
         <w:tc>
           <w:tcPr>
-            <w:tcW w:w="1738" w:type="dxa"/>
+            <w:tcW w:w="1440" w:type="dxa"/>
             <w:tcBorders>
               <w:top w:val="single" w:sz="8" w:space="0" w:color="38761D"/>
               <w:left w:val="single" w:sz="8" w:space="0" w:color="38761D"/>
@@ -641,7 +601,7 @@
         </w:tc>
         <w:tc>
           <w:tcPr>
-            <w:tcW w:w="3002" w:type="dxa"/>
+            <w:tcW w:w="3300" w:type="dxa"/>
             <w:tcBorders>
               <w:top w:val="single" w:sz="8" w:space="0" w:color="38761D"/>
               <w:left w:val="single" w:sz="8" w:space="0" w:color="38761D"/>
@@ -875,7 +835,7 @@
         </w:trPr>
         <w:tc>
           <w:tcPr>
-            <w:tcW w:w="1738" w:type="dxa"/>
+            <w:tcW w:w="1440" w:type="dxa"/>
             <w:tcBorders>
               <w:top w:val="single" w:sz="8" w:space="0" w:color="38761D"/>
               <w:left w:val="single" w:sz="8" w:space="0" w:color="38761D"/>
@@ -935,7 +895,7 @@
         </w:tc>
         <w:tc>
           <w:tcPr>
-            <w:tcW w:w="3002" w:type="dxa"/>
+            <w:tcW w:w="3300" w:type="dxa"/>
             <w:tcBorders>
               <w:top w:val="single" w:sz="8" w:space="0" w:color="38761D"/>
               <w:left w:val="single" w:sz="8" w:space="0" w:color="38761D"/>
@@ -1219,7 +1179,7 @@
         </w:trPr>
         <w:tc>
           <w:tcPr>
-            <w:tcW w:w="1738" w:type="dxa"/>
+            <w:tcW w:w="1440" w:type="dxa"/>
             <w:tcBorders>
               <w:top w:val="single" w:sz="8" w:space="0" w:color="38761D"/>
               <w:left w:val="single" w:sz="8" w:space="0" w:color="38761D"/>
@@ -1280,7 +1240,7 @@
         </w:tc>
         <w:tc>
           <w:tcPr>
-            <w:tcW w:w="3002" w:type="dxa"/>
+            <w:tcW w:w="3300" w:type="dxa"/>
             <w:tcBorders>
               <w:top w:val="single" w:sz="8" w:space="0" w:color="38761D"/>
               <w:left w:val="single" w:sz="8" w:space="0" w:color="38761D"/>
@@ -2211,7 +2171,7 @@
       </w:tr>
       <w:tr>
         <w:trPr>
-          <w:trHeight w:val="1979" w:hRule="atLeast"/>
+          <w:trHeight w:val="7020" w:hRule="atLeast"/>
         </w:trPr>
         <w:tc>
           <w:tcPr>
@@ -2278,17 +2238,17 @@
                 <w:sz w:val="24"/>
                 <w:szCs w:val="24"/>
               </w:rPr>
-              <w:t xml:space="preserve">Atividade 01: </w:t>
-            </w:r>
-            <w:r>
-              <w:rPr>
-                <w:rFonts w:eastAsia="Arial" w:cs="Arial" w:ascii="Arial" w:hAnsi="Arial"/>
-                <w:b w:val="false"/>
-                <w:color w:val="000000"/>
-                <w:sz w:val="24"/>
-                <w:szCs w:val="24"/>
-              </w:rPr>
-              <w:t>{atividade1_1}</w:t>
+              <w:t xml:space="preserve">Atividades: </w:t>
+            </w:r>
+            <w:r>
+              <w:rPr>
+                <w:rFonts w:eastAsia="Arial" w:cs="Arial" w:ascii="Arial" w:hAnsi="Arial"/>
+                <w:b w:val="false"/>
+                <w:color w:val="000000"/>
+                <w:sz w:val="24"/>
+                <w:szCs w:val="24"/>
+              </w:rPr>
+              <w:t>{atividade1}</w:t>
             </w:r>
           </w:p>
         </w:tc>
@@ -2328,17 +2288,17 @@
                 <w:sz w:val="24"/>
                 <w:szCs w:val="24"/>
               </w:rPr>
-              <w:t xml:space="preserve">Atividade 01: </w:t>
-            </w:r>
-            <w:r>
-              <w:rPr>
-                <w:rFonts w:eastAsia="Arial" w:cs="Arial" w:ascii="Arial" w:hAnsi="Arial"/>
-                <w:b w:val="false"/>
-                <w:color w:val="000000"/>
-                <w:sz w:val="24"/>
-                <w:szCs w:val="24"/>
-              </w:rPr>
-              <w:t>{atividade2_1}</w:t>
+              <w:t xml:space="preserve">Atividades: </w:t>
+            </w:r>
+            <w:r>
+              <w:rPr>
+                <w:rFonts w:eastAsia="Arial" w:cs="Arial" w:ascii="Arial" w:hAnsi="Arial"/>
+                <w:b w:val="false"/>
+                <w:color w:val="000000"/>
+                <w:sz w:val="24"/>
+                <w:szCs w:val="24"/>
+              </w:rPr>
+              <w:t>{atividade2}</w:t>
             </w:r>
           </w:p>
         </w:tc>
@@ -2378,16 +2338,16 @@
                 <w:sz w:val="24"/>
                 <w:szCs w:val="24"/>
               </w:rPr>
-              <w:t>Atividade 01:</w:t>
-            </w:r>
-            <w:r>
-              <w:rPr>
-                <w:rFonts w:eastAsia="Arial" w:cs="Arial" w:ascii="Arial" w:hAnsi="Arial"/>
-                <w:color w:val="000000"/>
-                <w:sz w:val="24"/>
-                <w:szCs w:val="24"/>
-              </w:rPr>
-              <w:t xml:space="preserve"> {atividade3_1}</w:t>
+              <w:t>Atividades:</w:t>
+            </w:r>
+            <w:r>
+              <w:rPr>
+                <w:rFonts w:eastAsia="Arial" w:cs="Arial" w:ascii="Arial" w:hAnsi="Arial"/>
+                <w:color w:val="000000"/>
+                <w:sz w:val="24"/>
+                <w:szCs w:val="24"/>
+              </w:rPr>
+              <w:t xml:space="preserve"> {atividade3}</w:t>
             </w:r>
           </w:p>
         </w:tc>
@@ -2427,17 +2387,17 @@
                 <w:sz w:val="24"/>
                 <w:szCs w:val="24"/>
               </w:rPr>
-              <w:t xml:space="preserve">atividade 01: </w:t>
-            </w:r>
-            <w:r>
-              <w:rPr>
-                <w:rFonts w:eastAsia="Arial" w:cs="Arial" w:ascii="Arial" w:hAnsi="Arial"/>
-                <w:b w:val="false"/>
-                <w:color w:val="000000"/>
-                <w:sz w:val="24"/>
-                <w:szCs w:val="24"/>
-              </w:rPr>
-              <w:t>{atividade4_1}</w:t>
+              <w:t xml:space="preserve">Atividades: </w:t>
+            </w:r>
+            <w:r>
+              <w:rPr>
+                <w:rFonts w:eastAsia="Arial" w:cs="Arial" w:ascii="Arial" w:hAnsi="Arial"/>
+                <w:b w:val="false"/>
+                <w:color w:val="000000"/>
+                <w:sz w:val="24"/>
+                <w:szCs w:val="24"/>
+              </w:rPr>
+              <w:t>{atividade4}</w:t>
             </w:r>
             <w:r>
               <w:rPr>
@@ -2481,379 +2441,17 @@
                 <w:sz w:val="24"/>
                 <w:szCs w:val="24"/>
               </w:rPr>
-              <w:t xml:space="preserve">atividade 01: </w:t>
-            </w:r>
-            <w:r>
-              <w:rPr>
-                <w:rFonts w:eastAsia="Arial" w:cs="Arial" w:ascii="Arial" w:hAnsi="Arial"/>
-                <w:b w:val="false"/>
-                <w:color w:val="000000"/>
-                <w:sz w:val="24"/>
-                <w:szCs w:val="24"/>
-              </w:rPr>
-              <w:t>{atividade5_1}</w:t>
-            </w:r>
-          </w:p>
-        </w:tc>
-      </w:tr>
-      <w:tr>
-        <w:trPr>
-          <w:trHeight w:val="3911" w:hRule="atLeast"/>
-        </w:trPr>
-        <w:tc>
-          <w:tcPr>
-            <w:tcW w:w="1284" w:type="dxa"/>
-            <w:tcBorders>
-              <w:top w:val="single" w:sz="4" w:space="0" w:color="38761D"/>
-              <w:left w:val="single" w:sz="4" w:space="0" w:color="38761D"/>
-              <w:bottom w:val="single" w:sz="4" w:space="0" w:color="38761D"/>
-              <w:right w:val="single" w:sz="4" w:space="0" w:color="38761D"/>
-            </w:tcBorders>
-          </w:tcPr>
-          <w:p>
-            <w:pPr>
-              <w:pStyle w:val="normal1"/>
-              <w:spacing w:lineRule="auto" w:line="209"/>
-              <w:ind w:hanging="0" w:left="172" w:right="168"/>
-              <w:jc w:val="center"/>
-              <w:rPr>
-                <w:rFonts w:ascii="Arial" w:hAnsi="Arial" w:eastAsia="Arial" w:cs="Arial"/>
-                <w:color w:val="000000"/>
-                <w:sz w:val="24"/>
-                <w:szCs w:val="24"/>
-              </w:rPr>
-            </w:pPr>
-            <w:r>
-              <w:rPr>
-                <w:rFonts w:eastAsia="Arial" w:cs="Arial" w:ascii="Arial" w:hAnsi="Arial"/>
-                <w:color w:val="000000"/>
-                <w:sz w:val="24"/>
-                <w:szCs w:val="24"/>
-              </w:rPr>
-            </w:r>
-          </w:p>
-        </w:tc>
-        <w:tc>
-          <w:tcPr>
-            <w:tcW w:w="3328" w:type="dxa"/>
-            <w:tcBorders>
-              <w:top w:val="single" w:sz="4" w:space="0" w:color="38761D"/>
-              <w:left w:val="single" w:sz="4" w:space="0" w:color="38761D"/>
-              <w:bottom w:val="single" w:sz="4" w:space="0" w:color="38761D"/>
-              <w:right w:val="single" w:sz="4" w:space="0" w:color="38761D"/>
-            </w:tcBorders>
-          </w:tcPr>
-          <w:p>
-            <w:pPr>
-              <w:pStyle w:val="normal1"/>
-              <w:spacing w:lineRule="auto" w:line="266"/>
-              <w:rPr>
-                <w:rFonts w:ascii="Arial" w:hAnsi="Arial" w:eastAsia="Arial" w:cs="Arial"/>
-                <w:color w:val="000000"/>
-                <w:sz w:val="24"/>
-                <w:szCs w:val="24"/>
-              </w:rPr>
-            </w:pPr>
-            <w:r>
-              <w:rPr>
-                <w:rFonts w:eastAsia="Arial" w:cs="Arial" w:ascii="Arial" w:hAnsi="Arial"/>
-                <w:b/>
-                <w:color w:val="000000"/>
-                <w:sz w:val="24"/>
-                <w:szCs w:val="24"/>
-              </w:rPr>
-              <w:t>Atividade 02:</w:t>
-            </w:r>
-            <w:r>
-              <w:rPr>
-                <w:rFonts w:eastAsia="Arial" w:cs="Arial" w:ascii="Arial" w:hAnsi="Arial"/>
-                <w:color w:val="000000"/>
-                <w:sz w:val="24"/>
-                <w:szCs w:val="24"/>
-              </w:rPr>
-              <w:t xml:space="preserve"> {atividade1_2}</w:t>
-            </w:r>
-          </w:p>
-          <w:p>
-            <w:pPr>
-              <w:pStyle w:val="normal1"/>
-              <w:spacing w:lineRule="auto" w:line="266"/>
-              <w:rPr>
-                <w:rFonts w:ascii="Arial" w:hAnsi="Arial" w:eastAsia="Arial" w:cs="Arial"/>
-                <w:color w:val="000000"/>
-                <w:sz w:val="24"/>
-                <w:szCs w:val="24"/>
-              </w:rPr>
-            </w:pPr>
-            <w:r>
-              <w:rPr>
-                <w:rFonts w:eastAsia="Arial" w:cs="Arial" w:ascii="Arial" w:hAnsi="Arial"/>
-                <w:color w:val="000000"/>
-                <w:sz w:val="24"/>
-                <w:szCs w:val="24"/>
-              </w:rPr>
-            </w:r>
-          </w:p>
-        </w:tc>
-        <w:tc>
-          <w:tcPr>
-            <w:tcW w:w="2881" w:type="dxa"/>
-            <w:tcBorders>
-              <w:top w:val="single" w:sz="4" w:space="0" w:color="38761D"/>
-              <w:left w:val="single" w:sz="4" w:space="0" w:color="38761D"/>
-              <w:bottom w:val="single" w:sz="4" w:space="0" w:color="38761D"/>
-              <w:right w:val="single" w:sz="4" w:space="0" w:color="38761D"/>
-            </w:tcBorders>
-          </w:tcPr>
-          <w:p>
-            <w:pPr>
-              <w:pStyle w:val="normal1"/>
-              <w:keepNext w:val="false"/>
-              <w:keepLines w:val="false"/>
-              <w:widowControl w:val="false"/>
-              <w:shd w:val="clear" w:fill="auto"/>
-              <w:spacing w:lineRule="auto" w:line="266" w:before="0" w:after="0"/>
-              <w:ind w:hanging="0" w:left="0" w:right="0"/>
-              <w:jc w:val="left"/>
-              <w:rPr>
-                <w:rFonts w:ascii="Arial" w:hAnsi="Arial" w:eastAsia="Arial" w:cs="Arial"/>
-                <w:color w:val="000000"/>
-                <w:sz w:val="24"/>
-                <w:szCs w:val="24"/>
-              </w:rPr>
-            </w:pPr>
-            <w:r>
-              <w:rPr>
-                <w:rFonts w:eastAsia="Arial" w:cs="Arial" w:ascii="Arial" w:hAnsi="Arial"/>
-                <w:b/>
-                <w:color w:val="000000"/>
-                <w:sz w:val="24"/>
-                <w:szCs w:val="24"/>
-              </w:rPr>
-              <w:t>Atividade 02:</w:t>
-            </w:r>
-            <w:r>
-              <w:rPr>
-                <w:rFonts w:eastAsia="Arial" w:cs="Arial" w:ascii="Arial" w:hAnsi="Arial"/>
-                <w:color w:val="000000"/>
-                <w:sz w:val="24"/>
-                <w:szCs w:val="24"/>
-              </w:rPr>
-              <w:t xml:space="preserve"> {atividade2_2}</w:t>
-            </w:r>
-          </w:p>
-        </w:tc>
-        <w:tc>
-          <w:tcPr>
-            <w:tcW w:w="2616" w:type="dxa"/>
-            <w:tcBorders>
-              <w:top w:val="single" w:sz="4" w:space="0" w:color="38761D"/>
-              <w:left w:val="single" w:sz="4" w:space="0" w:color="38761D"/>
-              <w:bottom w:val="single" w:sz="4" w:space="0" w:color="38761D"/>
-              <w:right w:val="single" w:sz="4" w:space="0" w:color="38761D"/>
-            </w:tcBorders>
-          </w:tcPr>
-          <w:p>
-            <w:pPr>
-              <w:pStyle w:val="normal1"/>
-              <w:spacing w:lineRule="auto" w:line="235"/>
-              <w:ind w:hanging="0" w:left="0"/>
-              <w:rPr>
-                <w:rFonts w:ascii="Arial" w:hAnsi="Arial" w:eastAsia="Arial" w:cs="Arial"/>
-                <w:color w:val="000000"/>
-                <w:sz w:val="24"/>
-                <w:szCs w:val="24"/>
-              </w:rPr>
-            </w:pPr>
-            <w:r>
-              <w:rPr>
-                <w:rFonts w:eastAsia="Arial" w:cs="Arial" w:ascii="Arial" w:hAnsi="Arial"/>
-                <w:b/>
-                <w:color w:val="000000"/>
-                <w:sz w:val="24"/>
-                <w:szCs w:val="24"/>
-              </w:rPr>
-              <w:t xml:space="preserve">Atividade 02: </w:t>
-            </w:r>
-            <w:r>
-              <w:rPr>
-                <w:rFonts w:eastAsia="Arial" w:cs="Arial" w:ascii="Arial" w:hAnsi="Arial"/>
-                <w:b w:val="false"/>
-                <w:color w:val="000000"/>
-                <w:sz w:val="24"/>
-                <w:szCs w:val="24"/>
-              </w:rPr>
-              <w:t>{atividade3_2}</w:t>
-            </w:r>
-          </w:p>
-        </w:tc>
-        <w:tc>
-          <w:tcPr>
-            <w:tcW w:w="2787" w:type="dxa"/>
-            <w:tcBorders>
-              <w:top w:val="single" w:sz="4" w:space="0" w:color="38761D"/>
-              <w:left w:val="single" w:sz="4" w:space="0" w:color="38761D"/>
-              <w:bottom w:val="single" w:sz="4" w:space="0" w:color="38761D"/>
-              <w:right w:val="single" w:sz="4" w:space="0" w:color="38761D"/>
-            </w:tcBorders>
-          </w:tcPr>
-          <w:p>
-            <w:pPr>
-              <w:pStyle w:val="normal1"/>
-              <w:keepNext w:val="false"/>
-              <w:keepLines w:val="false"/>
-              <w:widowControl w:val="false"/>
-              <w:shd w:val="clear" w:fill="auto"/>
-              <w:spacing w:lineRule="auto" w:line="240" w:before="189" w:after="0"/>
-              <w:ind w:hanging="0" w:left="0" w:right="109"/>
-              <w:jc w:val="left"/>
-              <w:rPr>
-                <w:rFonts w:ascii="Arial" w:hAnsi="Arial" w:eastAsia="Arial" w:cs="Arial"/>
-                <w:color w:val="000000"/>
-                <w:sz w:val="24"/>
-                <w:szCs w:val="24"/>
-              </w:rPr>
-            </w:pPr>
-            <w:r>
-              <w:rPr>
-                <w:rFonts w:eastAsia="Arial" w:cs="Arial" w:ascii="Arial" w:hAnsi="Arial"/>
-                <w:b/>
-                <w:color w:val="000000"/>
-                <w:sz w:val="24"/>
-                <w:szCs w:val="24"/>
-              </w:rPr>
-              <w:t xml:space="preserve">Atividade 02: </w:t>
-            </w:r>
-            <w:r>
-              <w:rPr>
-                <w:rFonts w:eastAsia="Arial" w:cs="Arial" w:ascii="Arial" w:hAnsi="Arial"/>
-                <w:b w:val="false"/>
-                <w:color w:val="000000"/>
-                <w:sz w:val="24"/>
-                <w:szCs w:val="24"/>
-              </w:rPr>
-              <w:t>{atividade4_2}</w:t>
-            </w:r>
-          </w:p>
-        </w:tc>
-        <w:tc>
-          <w:tcPr>
-            <w:tcW w:w="2692" w:type="dxa"/>
-            <w:tcBorders>
-              <w:top w:val="single" w:sz="4" w:space="0" w:color="38761D"/>
-              <w:left w:val="single" w:sz="4" w:space="0" w:color="38761D"/>
-              <w:bottom w:val="single" w:sz="4" w:space="0" w:color="38761D"/>
-              <w:right w:val="single" w:sz="4" w:space="0" w:color="38761D"/>
-            </w:tcBorders>
-          </w:tcPr>
-          <w:p>
-            <w:pPr>
-              <w:pStyle w:val="normal1"/>
-              <w:spacing w:lineRule="auto" w:line="240" w:before="189" w:after="0"/>
-              <w:ind w:hanging="0" w:left="0" w:right="109"/>
-              <w:rPr>
-                <w:rFonts w:ascii="Arial" w:hAnsi="Arial" w:eastAsia="Arial" w:cs="Arial"/>
-                <w:color w:val="000000"/>
-                <w:sz w:val="24"/>
-                <w:szCs w:val="24"/>
-              </w:rPr>
-            </w:pPr>
-            <w:r>
-              <w:rPr>
-                <w:rFonts w:eastAsia="Arial" w:cs="Arial" w:ascii="Arial" w:hAnsi="Arial"/>
-                <w:b/>
-                <w:color w:val="000000"/>
-                <w:sz w:val="24"/>
-                <w:szCs w:val="24"/>
-              </w:rPr>
-              <w:t xml:space="preserve">Atividade 02: </w:t>
-            </w:r>
-            <w:r>
-              <w:rPr>
-                <w:rFonts w:eastAsia="Arial" w:cs="Arial" w:ascii="Arial" w:hAnsi="Arial"/>
-                <w:b w:val="false"/>
-                <w:color w:val="000000"/>
-                <w:sz w:val="24"/>
-                <w:szCs w:val="24"/>
-              </w:rPr>
-              <w:t>{atividade5_2}</w:t>
-            </w:r>
-          </w:p>
-          <w:p>
-            <w:pPr>
-              <w:pStyle w:val="normal1"/>
-              <w:keepNext w:val="false"/>
-              <w:keepLines w:val="false"/>
-              <w:widowControl w:val="false"/>
-              <w:shd w:val="clear" w:fill="auto"/>
-              <w:spacing w:lineRule="auto" w:line="240" w:before="3" w:after="0"/>
-              <w:ind w:hanging="0" w:left="0" w:right="0"/>
-              <w:jc w:val="left"/>
-              <w:rPr>
-                <w:rFonts w:ascii="Arial" w:hAnsi="Arial" w:eastAsia="Arial" w:cs="Arial"/>
-                <w:b w:val="false"/>
-                <w:i w:val="false"/>
-                <w:i w:val="false"/>
-                <w:caps w:val="false"/>
-                <w:smallCaps w:val="false"/>
-                <w:strike w:val="false"/>
-                <w:dstrike w:val="false"/>
-                <w:color w:val="000000"/>
-                <w:position w:val="0"/>
-                <w:sz w:val="24"/>
-                <w:sz w:val="24"/>
-                <w:szCs w:val="24"/>
-                <w:u w:val="none"/>
-                <w:shd w:fill="auto" w:val="clear"/>
-                <w:vertAlign w:val="baseline"/>
-              </w:rPr>
-            </w:pPr>
-            <w:r>
-              <w:rPr>
-                <w:rFonts w:eastAsia="Arial" w:cs="Arial" w:ascii="Arial" w:hAnsi="Arial"/>
-                <w:b w:val="false"/>
-                <w:i w:val="false"/>
-                <w:caps w:val="false"/>
-                <w:smallCaps w:val="false"/>
-                <w:strike w:val="false"/>
-                <w:dstrike w:val="false"/>
-                <w:color w:val="000000"/>
-                <w:position w:val="0"/>
-                <w:sz w:val="24"/>
-                <w:sz w:val="24"/>
-                <w:szCs w:val="24"/>
-                <w:u w:val="none"/>
-                <w:shd w:fill="auto" w:val="clear"/>
-                <w:vertAlign w:val="baseline"/>
-              </w:rPr>
-            </w:r>
-          </w:p>
-          <w:p>
-            <w:pPr>
-              <w:pStyle w:val="normal1"/>
-              <w:keepNext w:val="false"/>
-              <w:keepLines w:val="false"/>
-              <w:widowControl w:val="false"/>
-              <w:shd w:val="clear" w:fill="auto"/>
-              <w:spacing w:lineRule="auto" w:line="240" w:before="0" w:after="0"/>
-              <w:ind w:hanging="0" w:left="105" w:right="114"/>
-              <w:jc w:val="center"/>
-              <w:rPr>
-                <w:rFonts w:ascii="Arial" w:hAnsi="Arial" w:eastAsia="Arial" w:cs="Arial"/>
-                <w:b/>
-                <w:color w:val="000000"/>
-                <w:sz w:val="24"/>
-                <w:szCs w:val="24"/>
-              </w:rPr>
-            </w:pPr>
-            <w:r>
-              <w:rPr>
-                <w:rFonts w:eastAsia="Arial" w:cs="Arial" w:ascii="Arial" w:hAnsi="Arial"/>
-                <w:b/>
-                <w:color w:val="000000"/>
-                <w:sz w:val="24"/>
-                <w:szCs w:val="24"/>
-              </w:rPr>
+              <w:t xml:space="preserve">Atividades: </w:t>
+            </w:r>
+            <w:r>
+              <w:rPr>
+                <w:rFonts w:eastAsia="Arial" w:cs="Arial" w:ascii="Arial" w:hAnsi="Arial"/>
+                <w:b w:val="false"/>
+                <w:color w:val="000000"/>
+                <w:sz w:val="24"/>
+                <w:szCs w:val="24"/>
+              </w:rPr>
+              <w:t>{atividade5}</w:t>
             </w:r>
           </w:p>
         </w:tc>
@@ -2921,272 +2519,6 @@
         <w:gridCol w:w="2788"/>
         <w:gridCol w:w="2650"/>
       </w:tblGrid>
-      <w:tr>
-        <w:trPr>
-          <w:trHeight w:val="10188" w:hRule="atLeast"/>
-        </w:trPr>
-        <w:tc>
-          <w:tcPr>
-            <w:tcW w:w="1284" w:type="dxa"/>
-            <w:tcBorders>
-              <w:top w:val="single" w:sz="4" w:space="0" w:color="38761D"/>
-              <w:left w:val="single" w:sz="4" w:space="0" w:color="38761D"/>
-              <w:bottom w:val="single" w:sz="4" w:space="0" w:color="38761D"/>
-              <w:right w:val="single" w:sz="4" w:space="0" w:color="38761D"/>
-            </w:tcBorders>
-            <w:shd w:fill="B6D7A8" w:val="clear"/>
-          </w:tcPr>
-          <w:p>
-            <w:pPr>
-              <w:pStyle w:val="normal1"/>
-              <w:spacing w:lineRule="auto" w:line="209"/>
-              <w:ind w:hanging="0" w:left="172" w:right="168"/>
-              <w:jc w:val="left"/>
-              <w:rPr/>
-            </w:pPr>
-            <w:r>
-              <w:rPr/>
-            </w:r>
-          </w:p>
-        </w:tc>
-        <w:tc>
-          <w:tcPr>
-            <w:tcW w:w="3329" w:type="dxa"/>
-            <w:tcBorders>
-              <w:top w:val="single" w:sz="4" w:space="0" w:color="38761D"/>
-              <w:left w:val="single" w:sz="4" w:space="0" w:color="38761D"/>
-              <w:bottom w:val="single" w:sz="4" w:space="0" w:color="38761D"/>
-              <w:right w:val="single" w:sz="4" w:space="0" w:color="38761D"/>
-            </w:tcBorders>
-            <w:shd w:fill="B6D7A8" w:val="clear"/>
-          </w:tcPr>
-          <w:p>
-            <w:pPr>
-              <w:pStyle w:val="normal1"/>
-              <w:spacing w:lineRule="auto" w:line="266"/>
-              <w:jc w:val="left"/>
-              <w:rPr/>
-            </w:pPr>
-            <w:r>
-              <w:rPr>
-                <w:rFonts w:eastAsia="Arial" w:cs="Arial" w:ascii="Arial" w:hAnsi="Arial"/>
-                <w:b/>
-                <w:color w:val="000000"/>
-                <w:sz w:val="24"/>
-                <w:szCs w:val="24"/>
-              </w:rPr>
-              <w:t>Atividade 03:</w:t>
-            </w:r>
-            <w:r>
-              <w:rPr>
-                <w:rFonts w:eastAsia="Arial" w:cs="Arial" w:ascii="Arial" w:hAnsi="Arial"/>
-                <w:color w:val="000000"/>
-                <w:sz w:val="24"/>
-                <w:szCs w:val="24"/>
-              </w:rPr>
-              <w:t xml:space="preserve"> {atividade1_3}</w:t>
-            </w:r>
-          </w:p>
-        </w:tc>
-        <w:tc>
-          <w:tcPr>
-            <w:tcW w:w="2881" w:type="dxa"/>
-            <w:tcBorders>
-              <w:top w:val="single" w:sz="4" w:space="0" w:color="38761D"/>
-              <w:left w:val="single" w:sz="4" w:space="0" w:color="38761D"/>
-              <w:bottom w:val="single" w:sz="4" w:space="0" w:color="38761D"/>
-              <w:right w:val="single" w:sz="4" w:space="0" w:color="38761D"/>
-            </w:tcBorders>
-            <w:shd w:fill="B6D7A8" w:val="clear"/>
-          </w:tcPr>
-          <w:p>
-            <w:pPr>
-              <w:pStyle w:val="normal1"/>
-              <w:spacing w:lineRule="auto" w:line="266"/>
-              <w:jc w:val="left"/>
-              <w:rPr/>
-            </w:pPr>
-            <w:r>
-              <w:rPr>
-                <w:rFonts w:eastAsia="Arial" w:cs="Arial" w:ascii="Arial" w:hAnsi="Arial"/>
-                <w:b/>
-                <w:color w:val="000000"/>
-                <w:sz w:val="24"/>
-                <w:szCs w:val="24"/>
-              </w:rPr>
-              <w:t>Atividade 03:</w:t>
-            </w:r>
-            <w:r>
-              <w:rPr>
-                <w:rFonts w:eastAsia="Arial" w:cs="Arial" w:ascii="Arial" w:hAnsi="Arial"/>
-                <w:color w:val="000000"/>
-                <w:sz w:val="24"/>
-                <w:szCs w:val="24"/>
-              </w:rPr>
-              <w:t xml:space="preserve"> {atividade2_3}</w:t>
-            </w:r>
-          </w:p>
-        </w:tc>
-        <w:tc>
-          <w:tcPr>
-            <w:tcW w:w="2615" w:type="dxa"/>
-            <w:tcBorders>
-              <w:top w:val="single" w:sz="4" w:space="0" w:color="38761D"/>
-              <w:left w:val="single" w:sz="4" w:space="0" w:color="38761D"/>
-              <w:bottom w:val="single" w:sz="4" w:space="0" w:color="38761D"/>
-              <w:right w:val="single" w:sz="4" w:space="0" w:color="38761D"/>
-            </w:tcBorders>
-            <w:shd w:fill="B6D7A8" w:val="clear"/>
-          </w:tcPr>
-          <w:p>
-            <w:pPr>
-              <w:pStyle w:val="normal1"/>
-              <w:spacing w:lineRule="auto" w:line="230"/>
-              <w:ind w:hanging="0" w:left="0" w:right="101"/>
-              <w:jc w:val="left"/>
-              <w:rPr/>
-            </w:pPr>
-            <w:r>
-              <w:rPr>
-                <w:rFonts w:eastAsia="Arial" w:cs="Arial" w:ascii="Arial" w:hAnsi="Arial"/>
-                <w:b/>
-                <w:color w:val="000000"/>
-                <w:sz w:val="24"/>
-                <w:szCs w:val="24"/>
-              </w:rPr>
-              <w:t xml:space="preserve">Atividade03: </w:t>
-            </w:r>
-            <w:r>
-              <w:rPr>
-                <w:rFonts w:eastAsia="Arial" w:cs="Arial" w:ascii="Arial" w:hAnsi="Arial"/>
-                <w:b w:val="false"/>
-                <w:color w:val="000000"/>
-                <w:sz w:val="24"/>
-                <w:szCs w:val="24"/>
-              </w:rPr>
-              <w:t>{atividade3_3}</w:t>
-            </w:r>
-          </w:p>
-        </w:tc>
-        <w:tc>
-          <w:tcPr>
-            <w:tcW w:w="2788" w:type="dxa"/>
-            <w:tcBorders>
-              <w:top w:val="single" w:sz="4" w:space="0" w:color="38761D"/>
-              <w:left w:val="single" w:sz="4" w:space="0" w:color="38761D"/>
-              <w:bottom w:val="single" w:sz="4" w:space="0" w:color="38761D"/>
-              <w:right w:val="single" w:sz="4" w:space="0" w:color="38761D"/>
-            </w:tcBorders>
-            <w:shd w:fill="B6D7A8" w:val="clear"/>
-          </w:tcPr>
-          <w:p>
-            <w:pPr>
-              <w:pStyle w:val="normal1"/>
-              <w:keepNext w:val="false"/>
-              <w:keepLines w:val="false"/>
-              <w:widowControl w:val="false"/>
-              <w:shd w:val="clear" w:fill="auto"/>
-              <w:spacing w:lineRule="auto" w:line="240" w:before="0" w:after="0"/>
-              <w:ind w:hanging="0" w:left="0" w:right="248"/>
-              <w:jc w:val="left"/>
-              <w:rPr/>
-            </w:pPr>
-            <w:r>
-              <w:rPr>
-                <w:rFonts w:eastAsia="Arial" w:cs="Arial" w:ascii="Arial" w:hAnsi="Arial"/>
-                <w:b/>
-                <w:color w:val="000000"/>
-                <w:sz w:val="24"/>
-                <w:szCs w:val="24"/>
-              </w:rPr>
-              <w:t xml:space="preserve">Atividade 03: </w:t>
-            </w:r>
-            <w:r>
-              <w:rPr>
-                <w:rFonts w:eastAsia="Arial" w:cs="Arial" w:ascii="Arial" w:hAnsi="Arial"/>
-                <w:b w:val="false"/>
-                <w:color w:val="000000"/>
-                <w:sz w:val="24"/>
-                <w:szCs w:val="24"/>
-              </w:rPr>
-              <w:t>{atividade4_3}</w:t>
-            </w:r>
-          </w:p>
-        </w:tc>
-        <w:tc>
-          <w:tcPr>
-            <w:tcW w:w="2650" w:type="dxa"/>
-            <w:tcBorders>
-              <w:top w:val="single" w:sz="4" w:space="0" w:color="38761D"/>
-              <w:left w:val="single" w:sz="4" w:space="0" w:color="38761D"/>
-              <w:bottom w:val="single" w:sz="4" w:space="0" w:color="38761D"/>
-              <w:right w:val="single" w:sz="4" w:space="0" w:color="38761D"/>
-            </w:tcBorders>
-            <w:shd w:fill="B6D7A8" w:val="clear"/>
-          </w:tcPr>
-          <w:p>
-            <w:pPr>
-              <w:pStyle w:val="normal1"/>
-              <w:keepNext w:val="false"/>
-              <w:keepLines w:val="false"/>
-              <w:widowControl w:val="false"/>
-              <w:shd w:val="clear" w:fill="auto"/>
-              <w:spacing w:lineRule="auto" w:line="240" w:before="0" w:after="0"/>
-              <w:ind w:hanging="0" w:left="0" w:right="114"/>
-              <w:jc w:val="left"/>
-              <w:rPr/>
-            </w:pPr>
-            <w:r>
-              <w:rPr>
-                <w:rFonts w:eastAsia="Arial" w:cs="Arial" w:ascii="Arial" w:hAnsi="Arial"/>
-                <w:b/>
-                <w:color w:val="000000"/>
-                <w:sz w:val="24"/>
-                <w:szCs w:val="24"/>
-              </w:rPr>
-              <w:t xml:space="preserve">Atividade 03: </w:t>
-            </w:r>
-            <w:r>
-              <w:rPr>
-                <w:rFonts w:eastAsia="Arial" w:cs="Arial" w:ascii="Arial" w:hAnsi="Arial"/>
-                <w:b w:val="false"/>
-                <w:color w:val="000000"/>
-                <w:sz w:val="24"/>
-                <w:szCs w:val="24"/>
-              </w:rPr>
-              <w:t>{atividade5_3}</w:t>
-            </w:r>
-          </w:p>
-          <w:p>
-            <w:pPr>
-              <w:pStyle w:val="normal1"/>
-              <w:keepNext w:val="false"/>
-              <w:keepLines w:val="false"/>
-              <w:widowControl w:val="false"/>
-              <w:shd w:val="clear" w:fill="auto"/>
-              <w:spacing w:lineRule="auto" w:line="240" w:before="0" w:after="0"/>
-              <w:ind w:hanging="0" w:left="104" w:right="114"/>
-              <w:jc w:val="left"/>
-              <w:rPr>
-                <w:rFonts w:ascii="Arial" w:hAnsi="Arial" w:eastAsia="Arial" w:cs="Arial"/>
-                <w:b/>
-                <w:color w:val="000000"/>
-                <w:sz w:val="24"/>
-                <w:szCs w:val="24"/>
-              </w:rPr>
-            </w:pPr>
-            <w:r>
-              <w:rPr>
-                <w:rFonts w:eastAsia="Arial" w:cs="Arial" w:ascii="Arial" w:hAnsi="Arial"/>
-                <w:b/>
-                <w:color w:val="000000"/>
-                <w:sz w:val="24"/>
-                <w:szCs w:val="24"/>
-              </w:rPr>
-            </w:r>
-          </w:p>
-        </w:tc>
-      </w:tr>
       <w:tr>
         <w:trPr>
           <w:trHeight w:val="9124" w:hRule="atLeast"/>
